--- a/templates/common-paper-cc-by-4.0/common-paper-business-associate-agreement/template.docx
+++ b/templates/common-paper-cc-by-4.0/common-paper-business-associate-agreement/template.docx
@@ -3116,6 +3116,11 @@
               </w:rPr>
             </w:pPr>
             <w:r>
+              <w:rPr>
+                <w:rFonts w:ascii="Arial" w:eastAsia="Arial" w:hAnsi="Arial" w:cs="Arial"/>
+                <w:sz w:val="18"/>
+                <w:szCs w:val="18"/>
+              </w:rPr>
               <w:t>{provider_signatory_name}</w:t>
             </w:r>
           </w:p>
@@ -3169,6 +3174,11 @@
               </w:rPr>
             </w:pPr>
             <w:r>
+              <w:rPr>
+                <w:rFonts w:ascii="Arial" w:eastAsia="Arial" w:hAnsi="Arial" w:cs="Arial"/>
+                <w:sz w:val="18"/>
+                <w:szCs w:val="18"/>
+              </w:rPr>
               <w:t>{company_signatory_name}</w:t>
             </w:r>
           </w:p>
@@ -3234,6 +3244,11 @@
               </w:rPr>
             </w:pPr>
             <w:r>
+              <w:rPr>
+                <w:rFonts w:ascii="Arial" w:eastAsia="Arial" w:hAnsi="Arial" w:cs="Arial"/>
+                <w:sz w:val="18"/>
+                <w:szCs w:val="18"/>
+              </w:rPr>
               <w:t>{provider_signatory_title_display}</w:t>
             </w:r>
           </w:p>
@@ -3287,6 +3302,11 @@
               </w:rPr>
             </w:pPr>
             <w:r>
+              <w:rPr>
+                <w:rFonts w:ascii="Arial" w:eastAsia="Arial" w:hAnsi="Arial" w:cs="Arial"/>
+                <w:sz w:val="18"/>
+                <w:szCs w:val="18"/>
+              </w:rPr>
               <w:t>{company_signatory_title_display}</w:t>
             </w:r>
           </w:p>
@@ -3374,6 +3394,11 @@
               </w:rPr>
             </w:pPr>
             <w:r>
+              <w:rPr>
+                <w:rFonts w:ascii="Arial" w:eastAsia="Arial" w:hAnsi="Arial" w:cs="Arial"/>
+                <w:sz w:val="18"/>
+                <w:szCs w:val="18"/>
+              </w:rPr>
               <w:t>{provider_signatory_email}</w:t>
             </w:r>
           </w:p>
@@ -3427,6 +3452,11 @@
               </w:rPr>
             </w:pPr>
             <w:r>
+              <w:rPr>
+                <w:rFonts w:ascii="Arial" w:eastAsia="Arial" w:hAnsi="Arial" w:cs="Arial"/>
+                <w:sz w:val="18"/>
+                <w:szCs w:val="18"/>
+              </w:rPr>
               <w:t>{company_signatory_email}</w:t>
             </w:r>
           </w:p>
